--- a/fichiers/2 - Texte a coller dans l'IA.docx
+++ b/fichiers/2 - Texte a coller dans l'IA.docx
@@ -1395,16 +1395,210 @@
           <w:rFonts w:ascii="Consolas" w:hAnsi="Consolas" w:eastAsia="Consolas"/>
           <w:sz w:val="18"/>
         </w:rPr>
-        <w:t>Quand j'ai répondu, écris la procédure complète en un seul message, avec</w:t>
-      </w:r>
-    </w:p>
-    <w:p>
-      <w:r>
-        <w:rPr>
-          <w:rFonts w:ascii="Consolas" w:hAnsi="Consolas" w:eastAsia="Consolas"/>
-          <w:sz w:val="18"/>
-        </w:rPr>
-        <w:t>exactement ces sections dans cet ordre :</w:t>
+        <w:t>Commence par me donner, sur une ligne seule et avant le document lui-même, le</w:t>
+      </w:r>
+    </w:p>
+    <w:p>
+      <w:r>
+        <w:rPr>
+          <w:rFonts w:ascii="Consolas" w:hAnsi="Consolas" w:eastAsia="Consolas"/>
+          <w:sz w:val="18"/>
+        </w:rPr>
+        <w:t>nom sous lequel je dois enregistrer le fichier :</w:t>
+      </w:r>
+    </w:p>
+    <w:p>
+      <w:r>
+        <w:rPr>
+          <w:rFonts w:ascii="Consolas" w:hAnsi="Consolas" w:eastAsia="Consolas"/>
+          <w:sz w:val="18"/>
+        </w:rPr>
+      </w:r>
+    </w:p>
+    <w:p>
+      <w:r>
+        <w:rPr>
+          <w:rFonts w:ascii="Consolas" w:hAnsi="Consolas" w:eastAsia="Consolas"/>
+          <w:sz w:val="18"/>
+        </w:rPr>
+        <w:t xml:space="preserve">  Nom du fichier : procedure-CCRN-JEUX-comptage-caisse-fin-de-service-2026-09</w:t>
+      </w:r>
+    </w:p>
+    <w:p>
+      <w:r>
+        <w:rPr>
+          <w:rFonts w:ascii="Consolas" w:hAnsi="Consolas" w:eastAsia="Consolas"/>
+          <w:sz w:val="18"/>
+        </w:rPr>
+      </w:r>
+    </w:p>
+    <w:p>
+      <w:r>
+        <w:rPr>
+          <w:rFonts w:ascii="Consolas" w:hAnsi="Consolas" w:eastAsia="Consolas"/>
+          <w:sz w:val="18"/>
+        </w:rPr>
+        <w:t>Comment tu le construis, dans cet ordre et séparé par des tirets :</w:t>
+      </w:r>
+    </w:p>
+    <w:p>
+      <w:r>
+        <w:rPr>
+          <w:rFonts w:ascii="Consolas" w:hAnsi="Consolas" w:eastAsia="Consolas"/>
+          <w:sz w:val="18"/>
+        </w:rPr>
+        <w:t xml:space="preserve">  1. « procedure-CCRN- », qui ne change jamais ;</w:t>
+      </w:r>
+    </w:p>
+    <w:p>
+      <w:r>
+        <w:rPr>
+          <w:rFonts w:ascii="Consolas" w:hAnsi="Consolas" w:eastAsia="Consolas"/>
+          <w:sz w:val="18"/>
+        </w:rPr>
+        <w:t xml:space="preserve">  2. le département, en MAJUSCULES, choisi dans cette liste et nulle part</w:t>
+      </w:r>
+    </w:p>
+    <w:p>
+      <w:r>
+        <w:rPr>
+          <w:rFonts w:ascii="Consolas" w:hAnsi="Consolas" w:eastAsia="Consolas"/>
+          <w:sz w:val="18"/>
+        </w:rPr>
+        <w:t xml:space="preserve">     ailleurs : JEUX, POKER, MACHINES, HOTEL, RESTAURATION, BAR, CUISINE,</w:t>
+      </w:r>
+    </w:p>
+    <w:p>
+      <w:r>
+        <w:rPr>
+          <w:rFonts w:ascii="Consolas" w:hAnsi="Consolas" w:eastAsia="Consolas"/>
+          <w:sz w:val="18"/>
+        </w:rPr>
+        <w:t xml:space="preserve">     ACCUEIL, HOUSEKEEPING, TECHNIQUE, SECURITE, MARKETING, FINANCE, RH,</w:t>
+      </w:r>
+    </w:p>
+    <w:p>
+      <w:r>
+        <w:rPr>
+          <w:rFonts w:ascii="Consolas" w:hAnsi="Consolas" w:eastAsia="Consolas"/>
+          <w:sz w:val="18"/>
+        </w:rPr>
+        <w:t xml:space="preserve">     ADMIN, DIRECTION. Déduis-le de mon service ; si aucun ne convient</w:t>
+      </w:r>
+    </w:p>
+    <w:p>
+      <w:r>
+        <w:rPr>
+          <w:rFonts w:ascii="Consolas" w:hAnsi="Consolas" w:eastAsia="Consolas"/>
+          <w:sz w:val="18"/>
+        </w:rPr>
+        <w:t xml:space="preserve">     vraiment, demande-moi lequel choisir — n'en invente pas ;</w:t>
+      </w:r>
+    </w:p>
+    <w:p>
+      <w:r>
+        <w:rPr>
+          <w:rFonts w:ascii="Consolas" w:hAnsi="Consolas" w:eastAsia="Consolas"/>
+          <w:sz w:val="18"/>
+        </w:rPr>
+        <w:t xml:space="preserve">  3. le nom de la tâche, en minuscules, cinq mots au maximum, sans article</w:t>
+      </w:r>
+    </w:p>
+    <w:p>
+      <w:r>
+        <w:rPr>
+          <w:rFonts w:ascii="Consolas" w:hAnsi="Consolas" w:eastAsia="Consolas"/>
+          <w:sz w:val="18"/>
+        </w:rPr>
+        <w:t xml:space="preserve">     inutile (« comptage-caisse-fin-de-service », pas</w:t>
+      </w:r>
+    </w:p>
+    <w:p>
+      <w:r>
+        <w:rPr>
+          <w:rFonts w:ascii="Consolas" w:hAnsi="Consolas" w:eastAsia="Consolas"/>
+          <w:sz w:val="18"/>
+        </w:rPr>
+        <w:t xml:space="preserve">     « le-comptage-de-la-caisse-a-la-fin-du-service ») ;</w:t>
+      </w:r>
+    </w:p>
+    <w:p>
+      <w:r>
+        <w:rPr>
+          <w:rFonts w:ascii="Consolas" w:hAnsi="Consolas" w:eastAsia="Consolas"/>
+          <w:sz w:val="18"/>
+        </w:rPr>
+        <w:t xml:space="preserve">  4. l'année et le mois de rédaction : « 2026-09 ». Si tu n'es pas certain de</w:t>
+      </w:r>
+    </w:p>
+    <w:p>
+      <w:r>
+        <w:rPr>
+          <w:rFonts w:ascii="Consolas" w:hAnsi="Consolas" w:eastAsia="Consolas"/>
+          <w:sz w:val="18"/>
+        </w:rPr>
+        <w:t xml:space="preserve">     la date du jour, demande-la-moi.</w:t>
+      </w:r>
+    </w:p>
+    <w:p>
+      <w:r>
+        <w:rPr>
+          <w:rFonts w:ascii="Consolas" w:hAnsi="Consolas" w:eastAsia="Consolas"/>
+          <w:sz w:val="18"/>
+        </w:rPr>
+      </w:r>
+    </w:p>
+    <w:p>
+      <w:r>
+        <w:rPr>
+          <w:rFonts w:ascii="Consolas" w:hAnsi="Consolas" w:eastAsia="Consolas"/>
+          <w:sz w:val="18"/>
+        </w:rPr>
+        <w:t>Aucun accent, aucun espace, aucune ponctuation : seulement des lettres non</w:t>
+      </w:r>
+    </w:p>
+    <w:p>
+      <w:r>
+        <w:rPr>
+          <w:rFonts w:ascii="Consolas" w:hAnsi="Consolas" w:eastAsia="Consolas"/>
+          <w:sz w:val="18"/>
+        </w:rPr>
+        <w:t>accentuées, des chiffres et des tirets. Ne mets pas d'extension — elle</w:t>
+      </w:r>
+    </w:p>
+    <w:p>
+      <w:r>
+        <w:rPr>
+          <w:rFonts w:ascii="Consolas" w:hAnsi="Consolas" w:eastAsia="Consolas"/>
+          <w:sz w:val="18"/>
+        </w:rPr>
+        <w:t>s'ajoutera à l'enregistrement.</w:t>
+      </w:r>
+    </w:p>
+    <w:p>
+      <w:r>
+        <w:rPr>
+          <w:rFonts w:ascii="Consolas" w:hAnsi="Consolas" w:eastAsia="Consolas"/>
+          <w:sz w:val="18"/>
+        </w:rPr>
+      </w:r>
+    </w:p>
+    <w:p>
+      <w:r>
+        <w:rPr>
+          <w:rFonts w:ascii="Consolas" w:hAnsi="Consolas" w:eastAsia="Consolas"/>
+          <w:sz w:val="18"/>
+        </w:rPr>
+        <w:t>Puis écris la procédure complète en un seul message, avec exactement ces</w:t>
+      </w:r>
+    </w:p>
+    <w:p>
+      <w:r>
+        <w:rPr>
+          <w:rFonts w:ascii="Consolas" w:hAnsi="Consolas" w:eastAsia="Consolas"/>
+          <w:sz w:val="18"/>
+        </w:rPr>
+        <w:t>sections dans cet ordre :</w:t>
       </w:r>
     </w:p>
     <w:p>

--- a/fichiers/2 - Texte a coller dans l'IA.docx
+++ b/fichiers/2 - Texte a coller dans l'IA.docx
@@ -1421,7 +1421,7 @@
           <w:rFonts w:ascii="Consolas" w:hAnsi="Consolas" w:eastAsia="Consolas"/>
           <w:sz w:val="18"/>
         </w:rPr>
-        <w:t xml:space="preserve">  Nom du fichier : procedure-CCRN-JEUX-comptage-caisse-fin-de-service-2026-09</w:t>
+        <w:t xml:space="preserve">  Nom du fichier : procedure-CCRN-CAISSE-comptage-caisse-fin-de-service-2026-09</w:t>
       </w:r>
     </w:p>
     <w:p>
@@ -1465,34 +1465,52 @@
           <w:rFonts w:ascii="Consolas" w:hAnsi="Consolas" w:eastAsia="Consolas"/>
           <w:sz w:val="18"/>
         </w:rPr>
-        <w:t xml:space="preserve">     ailleurs : JEUX, POKER, MACHINES, HOTEL, RESTAURATION, BAR, CUISINE,</w:t>
-      </w:r>
-    </w:p>
-    <w:p>
-      <w:r>
-        <w:rPr>
-          <w:rFonts w:ascii="Consolas" w:hAnsi="Consolas" w:eastAsia="Consolas"/>
-          <w:sz w:val="18"/>
-        </w:rPr>
-        <w:t xml:space="preserve">     ACCUEIL, HOUSEKEEPING, TECHNIQUE, SECURITE, MARKETING, FINANCE, RH,</w:t>
-      </w:r>
-    </w:p>
-    <w:p>
-      <w:r>
-        <w:rPr>
-          <w:rFonts w:ascii="Consolas" w:hAnsi="Consolas" w:eastAsia="Consolas"/>
-          <w:sz w:val="18"/>
-        </w:rPr>
-        <w:t xml:space="preserve">     ADMIN, DIRECTION. Déduis-le de mon service ; si aucun ne convient</w:t>
-      </w:r>
-    </w:p>
-    <w:p>
-      <w:r>
-        <w:rPr>
-          <w:rFonts w:ascii="Consolas" w:hAnsi="Consolas" w:eastAsia="Consolas"/>
-          <w:sz w:val="18"/>
-        </w:rPr>
-        <w:t xml:space="preserve">     vraiment, demande-moi lequel choisir — n'en invente pas ;</w:t>
+        <w:t xml:space="preserve">     ailleurs : CROUPIERS, ROOM_MANAGERS, CAISSE, POKER, SLOTS, HOUSEKEEPING,</w:t>
+      </w:r>
+    </w:p>
+    <w:p>
+      <w:r>
+        <w:rPr>
+          <w:rFonts w:ascii="Consolas" w:hAnsi="Consolas" w:eastAsia="Consolas"/>
+          <w:sz w:val="18"/>
+        </w:rPr>
+        <w:t xml:space="preserve">     RESTAURANT, BAR, RECEPTION_HOTEL, RECEPTION_CASINO, HOTEL_AUTRES,</w:t>
+      </w:r>
+    </w:p>
+    <w:p>
+      <w:r>
+        <w:rPr>
+          <w:rFonts w:ascii="Consolas" w:hAnsi="Consolas" w:eastAsia="Consolas"/>
+          <w:sz w:val="18"/>
+        </w:rPr>
+        <w:t xml:space="preserve">     MAINTENANCE, SECURITE, MARKETING, COMPTA, RH, DIRECTION, WELLNESS,</w:t>
+      </w:r>
+    </w:p>
+    <w:p>
+      <w:r>
+        <w:rPr>
+          <w:rFonts w:ascii="Consolas" w:hAnsi="Consolas" w:eastAsia="Consolas"/>
+          <w:sz w:val="18"/>
+        </w:rPr>
+        <w:t xml:space="preserve">     SALLES, AUTRE. Déduis-le de mon service ; si aucun ne convient, demande-moi</w:t>
+      </w:r>
+    </w:p>
+    <w:p>
+      <w:r>
+        <w:rPr>
+          <w:rFonts w:ascii="Consolas" w:hAnsi="Consolas" w:eastAsia="Consolas"/>
+          <w:sz w:val="18"/>
+        </w:rPr>
+        <w:t xml:space="preserve">     lequel choisir, et prends AUTRE si je ne sais pas trancher. N'en invente</w:t>
+      </w:r>
+    </w:p>
+    <w:p>
+      <w:r>
+        <w:rPr>
+          <w:rFonts w:ascii="Consolas" w:hAnsi="Consolas" w:eastAsia="Consolas"/>
+          <w:sz w:val="18"/>
+        </w:rPr>
+        <w:t xml:space="preserve">     jamais un ;</w:t>
       </w:r>
     </w:p>
     <w:p>
@@ -1563,16 +1581,25 @@
           <w:rFonts w:ascii="Consolas" w:hAnsi="Consolas" w:eastAsia="Consolas"/>
           <w:sz w:val="18"/>
         </w:rPr>
-        <w:t>accentuées, des chiffres et des tirets. Ne mets pas d'extension — elle</w:t>
-      </w:r>
-    </w:p>
-    <w:p>
-      <w:r>
-        <w:rPr>
-          <w:rFonts w:ascii="Consolas" w:hAnsi="Consolas" w:eastAsia="Consolas"/>
-          <w:sz w:val="18"/>
-        </w:rPr>
-        <w:t>s'ajoutera à l'enregistrement.</w:t>
+        <w:t>accentuées, des chiffres, des tirets, et le tiret bas des noms de département</w:t>
+      </w:r>
+    </w:p>
+    <w:p>
+      <w:r>
+        <w:rPr>
+          <w:rFonts w:ascii="Consolas" w:hAnsi="Consolas" w:eastAsia="Consolas"/>
+          <w:sz w:val="18"/>
+        </w:rPr>
+        <w:t>qui s'écrivent en deux mots. Ne mets pas d'extension — elle s'ajoutera à</w:t>
+      </w:r>
+    </w:p>
+    <w:p>
+      <w:r>
+        <w:rPr>
+          <w:rFonts w:ascii="Consolas" w:hAnsi="Consolas" w:eastAsia="Consolas"/>
+          <w:sz w:val="18"/>
+        </w:rPr>
+        <w:t>l'enregistrement.</w:t>
       </w:r>
     </w:p>
     <w:p>

--- a/fichiers/2 - Texte a coller dans l'IA.docx
+++ b/fichiers/2 - Texte a coller dans l'IA.docx
@@ -1510,7 +1510,34 @@
           <w:rFonts w:ascii="Consolas" w:hAnsi="Consolas" w:eastAsia="Consolas"/>
           <w:sz w:val="18"/>
         </w:rPr>
-        <w:t xml:space="preserve">     jamais un ;</w:t>
+        <w:t xml:space="preserve">     jamais un.</w:t>
+      </w:r>
+    </w:p>
+    <w:p>
+      <w:r>
+        <w:rPr>
+          <w:rFonts w:ascii="Consolas" w:hAnsi="Consolas" w:eastAsia="Consolas"/>
+          <w:sz w:val="18"/>
+        </w:rPr>
+        <w:t xml:space="preserve">     SALLES et ROOM_MANAGERS se confondent facilement : SALLES est la gestion</w:t>
+      </w:r>
+    </w:p>
+    <w:p>
+      <w:r>
+        <w:rPr>
+          <w:rFonts w:ascii="Consolas" w:hAnsi="Consolas" w:eastAsia="Consolas"/>
+          <w:sz w:val="18"/>
+        </w:rPr>
+        <w:t xml:space="preserve">     des salles — location et événements, l'équipe Event ; ROOM_MANAGERS, ce</w:t>
+      </w:r>
+    </w:p>
+    <w:p>
+      <w:r>
+        <w:rPr>
+          <w:rFonts w:ascii="Consolas" w:hAnsi="Consolas" w:eastAsia="Consolas"/>
+          <w:sz w:val="18"/>
+        </w:rPr>
+        <w:t xml:space="preserve">     sont les responsables des tables de jeux ;</w:t>
       </w:r>
     </w:p>
     <w:p>

--- a/fichiers/2 - Texte a coller dans l'IA.docx
+++ b/fichiers/2 - Texte a coller dans l'IA.docx
@@ -1617,42 +1617,163 @@
           <w:rFonts w:ascii="Consolas" w:hAnsi="Consolas" w:eastAsia="Consolas"/>
           <w:sz w:val="18"/>
         </w:rPr>
-        <w:t>qui s'écrivent en deux mots. Ne mets pas d'extension — elle s'ajoutera à</w:t>
-      </w:r>
-    </w:p>
-    <w:p>
-      <w:r>
-        <w:rPr>
-          <w:rFonts w:ascii="Consolas" w:hAnsi="Consolas" w:eastAsia="Consolas"/>
-          <w:sz w:val="18"/>
-        </w:rPr>
-        <w:t>l'enregistrement.</w:t>
-      </w:r>
-    </w:p>
-    <w:p>
-      <w:r>
-        <w:rPr>
-          <w:rFonts w:ascii="Consolas" w:hAnsi="Consolas" w:eastAsia="Consolas"/>
-          <w:sz w:val="18"/>
-        </w:rPr>
-      </w:r>
-    </w:p>
-    <w:p>
-      <w:r>
-        <w:rPr>
-          <w:rFonts w:ascii="Consolas" w:hAnsi="Consolas" w:eastAsia="Consolas"/>
-          <w:sz w:val="18"/>
-        </w:rPr>
-        <w:t>Puis écris la procédure complète en un seul message, avec exactement ces</w:t>
-      </w:r>
-    </w:p>
-    <w:p>
-      <w:r>
-        <w:rPr>
-          <w:rFonts w:ascii="Consolas" w:hAnsi="Consolas" w:eastAsia="Consolas"/>
-          <w:sz w:val="18"/>
-        </w:rPr>
-        <w:t>sections dans cet ordre :</w:t>
+        <w:t>qui s'écrivent en deux mots. L'extension est « .docx ».</w:t>
+      </w:r>
+    </w:p>
+    <w:p>
+      <w:r>
+        <w:rPr>
+          <w:rFonts w:ascii="Consolas" w:hAnsi="Consolas" w:eastAsia="Consolas"/>
+          <w:sz w:val="18"/>
+        </w:rPr>
+      </w:r>
+    </w:p>
+    <w:p>
+      <w:r>
+        <w:rPr>
+          <w:rFonts w:ascii="Consolas" w:hAnsi="Consolas" w:eastAsia="Consolas"/>
+          <w:sz w:val="18"/>
+        </w:rPr>
+        <w:t>COMMENT TU ME LIVRES LE DOCUMENT</w:t>
+      </w:r>
+    </w:p>
+    <w:p>
+      <w:r>
+        <w:rPr>
+          <w:rFonts w:ascii="Consolas" w:hAnsi="Consolas" w:eastAsia="Consolas"/>
+          <w:sz w:val="18"/>
+        </w:rPr>
+      </w:r>
+    </w:p>
+    <w:p>
+      <w:r>
+        <w:rPr>
+          <w:rFonts w:ascii="Consolas" w:hAnsi="Consolas" w:eastAsia="Consolas"/>
+          <w:sz w:val="18"/>
+        </w:rPr>
+        <w:t>Je veux un vrai fichier Word (.docx), à télécharger, nommé exactement comme</w:t>
+      </w:r>
+    </w:p>
+    <w:p>
+      <w:r>
+        <w:rPr>
+          <w:rFonts w:ascii="Consolas" w:hAnsi="Consolas" w:eastAsia="Consolas"/>
+          <w:sz w:val="18"/>
+        </w:rPr>
+        <w:t>ci-dessus :</w:t>
+      </w:r>
+    </w:p>
+    <w:p>
+      <w:r>
+        <w:rPr>
+          <w:rFonts w:ascii="Consolas" w:hAnsi="Consolas" w:eastAsia="Consolas"/>
+          <w:sz w:val="18"/>
+        </w:rPr>
+      </w:r>
+    </w:p>
+    <w:p>
+      <w:r>
+        <w:rPr>
+          <w:rFonts w:ascii="Consolas" w:hAnsi="Consolas" w:eastAsia="Consolas"/>
+          <w:sz w:val="18"/>
+        </w:rPr>
+        <w:t xml:space="preserve">  procedure-CCRN-CAISSE-comptage-caisse-fin-de-service-2026-09.docx</w:t>
+      </w:r>
+    </w:p>
+    <w:p>
+      <w:r>
+        <w:rPr>
+          <w:rFonts w:ascii="Consolas" w:hAnsi="Consolas" w:eastAsia="Consolas"/>
+          <w:sz w:val="18"/>
+        </w:rPr>
+      </w:r>
+    </w:p>
+    <w:p>
+      <w:r>
+        <w:rPr>
+          <w:rFonts w:ascii="Consolas" w:hAnsi="Consolas" w:eastAsia="Consolas"/>
+          <w:sz w:val="18"/>
+        </w:rPr>
+        <w:t>Dedans, utilise les styles de titre de Word — Titre 1 pour le nom de la tâche,</w:t>
+      </w:r>
+    </w:p>
+    <w:p>
+      <w:r>
+        <w:rPr>
+          <w:rFonts w:ascii="Consolas" w:hAnsi="Consolas" w:eastAsia="Consolas"/>
+          <w:sz w:val="18"/>
+        </w:rPr>
+        <w:t>Titre 2 pour les sections, Titre 3 pour les étapes de premier niveau. C'est ce</w:t>
+      </w:r>
+    </w:p>
+    <w:p>
+      <w:r>
+        <w:rPr>
+          <w:rFonts w:ascii="Consolas" w:hAnsi="Consolas" w:eastAsia="Consolas"/>
+          <w:sz w:val="18"/>
+        </w:rPr>
+        <w:t>qui rend le document navigable et modifiable par la suite. Les tableaux des</w:t>
+      </w:r>
+    </w:p>
+    <w:p>
+      <w:r>
+        <w:rPr>
+          <w:rFonts w:ascii="Consolas" w:hAnsi="Consolas" w:eastAsia="Consolas"/>
+          <w:sz w:val="18"/>
+        </w:rPr>
+        <w:t>sections « Décisions » et « Exceptions » doivent être de vrais tableaux Word.</w:t>
+      </w:r>
+    </w:p>
+    <w:p>
+      <w:r>
+        <w:rPr>
+          <w:rFonts w:ascii="Consolas" w:hAnsi="Consolas" w:eastAsia="Consolas"/>
+          <w:sz w:val="18"/>
+        </w:rPr>
+      </w:r>
+    </w:p>
+    <w:p>
+      <w:r>
+        <w:rPr>
+          <w:rFonts w:ascii="Consolas" w:hAnsi="Consolas" w:eastAsia="Consolas"/>
+          <w:sz w:val="18"/>
+        </w:rPr>
+        <w:t>**Si tu n'as pas la possibilité de créer un fichier, dis-le-moi franchement en</w:t>
+      </w:r>
+    </w:p>
+    <w:p>
+      <w:r>
+        <w:rPr>
+          <w:rFonts w:ascii="Consolas" w:hAnsi="Consolas" w:eastAsia="Consolas"/>
+          <w:sz w:val="18"/>
+        </w:rPr>
+        <w:t>une phrase** — ne fais pas comme si. Donne-moi alors la procédure en un seul</w:t>
+      </w:r>
+    </w:p>
+    <w:p>
+      <w:r>
+        <w:rPr>
+          <w:rFonts w:ascii="Consolas" w:hAnsi="Consolas" w:eastAsia="Consolas"/>
+          <w:sz w:val="18"/>
+        </w:rPr>
+        <w:t>bloc de texte à copier dans Word, et rappelle-moi le nom à donner au fichier.</w:t>
+      </w:r>
+    </w:p>
+    <w:p>
+      <w:r>
+        <w:rPr>
+          <w:rFonts w:ascii="Consolas" w:hAnsi="Consolas" w:eastAsia="Consolas"/>
+          <w:sz w:val="18"/>
+        </w:rPr>
+      </w:r>
+    </w:p>
+    <w:p>
+      <w:r>
+        <w:rPr>
+          <w:rFonts w:ascii="Consolas" w:hAnsi="Consolas" w:eastAsia="Consolas"/>
+          <w:sz w:val="18"/>
+        </w:rPr>
+        <w:t>Le document contient exactement ces sections, dans cet ordre :</w:t>
       </w:r>
     </w:p>
     <w:p>
@@ -1874,16 +1995,34 @@
           <w:rFonts w:ascii="Consolas" w:hAnsi="Consolas" w:eastAsia="Consolas"/>
           <w:sz w:val="18"/>
         </w:rPr>
-        <w:t xml:space="preserve">    vraiment à se repérer dans une longue procédure. Écris chaque entrée comme</w:t>
-      </w:r>
-    </w:p>
-    <w:p>
-      <w:r>
-        <w:rPr>
-          <w:rFonts w:ascii="Consolas" w:hAnsi="Consolas" w:eastAsia="Consolas"/>
-          <w:sz w:val="18"/>
-        </w:rPr>
-        <w:t xml:space="preserve">    un lien Markdown vers le titre correspondant, sur ce modèle :</w:t>
+        <w:t xml:space="preserve">    vraiment à se repérer dans une longue procédure. Dans le fichier Word, ce</w:t>
+      </w:r>
+    </w:p>
+    <w:p>
+      <w:r>
+        <w:rPr>
+          <w:rFonts w:ascii="Consolas" w:hAnsi="Consolas" w:eastAsia="Consolas"/>
+          <w:sz w:val="18"/>
+        </w:rPr>
+        <w:t xml:space="preserve">    sommaire est une vraie table des matières Word, celle qui se met à jour</w:t>
+      </w:r>
+    </w:p>
+    <w:p>
+      <w:r>
+        <w:rPr>
+          <w:rFonts w:ascii="Consolas" w:hAnsi="Consolas" w:eastAsia="Consolas"/>
+          <w:sz w:val="18"/>
+        </w:rPr>
+        <w:t xml:space="preserve">    toute seule. Si tu me donnes du texte au lieu d'un fichier, écris chaque</w:t>
+      </w:r>
+    </w:p>
+    <w:p>
+      <w:r>
+        <w:rPr>
+          <w:rFonts w:ascii="Consolas" w:hAnsi="Consolas" w:eastAsia="Consolas"/>
+          <w:sz w:val="18"/>
+        </w:rPr>
+        <w:t xml:space="preserve">    entrée comme un lien vers son titre, sur ce modèle :</w:t>
       </w:r>
     </w:p>
     <w:p>
@@ -1910,43 +2049,16 @@
           <w:rFonts w:ascii="Consolas" w:hAnsi="Consolas" w:eastAsia="Consolas"/>
           <w:sz w:val="18"/>
         </w:rPr>
-        <w:t xml:space="preserve">    L'ancre s'obtient en mettant le titre en minuscules, en remplaçant les</w:t>
-      </w:r>
-    </w:p>
-    <w:p>
-      <w:r>
-        <w:rPr>
-          <w:rFonts w:ascii="Consolas" w:hAnsi="Consolas" w:eastAsia="Consolas"/>
-          <w:sz w:val="18"/>
-        </w:rPr>
-        <w:t xml:space="preserve">    espaces par des tirets et en retirant la ponctuation. Préviens-moi en une</w:t>
-      </w:r>
-    </w:p>
-    <w:p>
-      <w:r>
-        <w:rPr>
-          <w:rFonts w:ascii="Consolas" w:hAnsi="Consolas" w:eastAsia="Consolas"/>
-          <w:sz w:val="18"/>
-        </w:rPr>
-        <w:t xml:space="preserve">    phrase que ces liens fonctionnent dans les outils qui affichent le</w:t>
-      </w:r>
-    </w:p>
-    <w:p>
-      <w:r>
-        <w:rPr>
-          <w:rFonts w:ascii="Consolas" w:hAnsi="Consolas" w:eastAsia="Consolas"/>
-          <w:sz w:val="18"/>
-        </w:rPr>
-        <w:t xml:space="preserve">    Markdown, et que dans Word il vaudra mieux insérer une table des matières</w:t>
-      </w:r>
-    </w:p>
-    <w:p>
-      <w:r>
-        <w:rPr>
-          <w:rFonts w:ascii="Consolas" w:hAnsi="Consolas" w:eastAsia="Consolas"/>
-          <w:sz w:val="18"/>
-        </w:rPr>
-        <w:t xml:space="preserve">    automatique — les titres sont déjà hiérarchisés pour ça.</w:t>
+        <w:t xml:space="preserve">    l'ancre étant le titre en minuscules, espaces remplacés par des tirets et</w:t>
+      </w:r>
+    </w:p>
+    <w:p>
+      <w:r>
+        <w:rPr>
+          <w:rFonts w:ascii="Consolas" w:hAnsi="Consolas" w:eastAsia="Consolas"/>
+          <w:sz w:val="18"/>
+        </w:rPr>
+        <w:t xml:space="preserve">    ponctuation retirée.</w:t>
       </w:r>
     </w:p>
     <w:p>

--- a/fichiers/2 - Texte a coller dans l'IA.docx
+++ b/fichiers/2 - Texte a coller dans l'IA.docx
@@ -1995,70 +1995,43 @@
           <w:rFonts w:ascii="Consolas" w:hAnsi="Consolas" w:eastAsia="Consolas"/>
           <w:sz w:val="18"/>
         </w:rPr>
-        <w:t xml:space="preserve">    vraiment à se repérer dans une longue procédure. Dans le fichier Word, ce</w:t>
-      </w:r>
-    </w:p>
-    <w:p>
-      <w:r>
-        <w:rPr>
-          <w:rFonts w:ascii="Consolas" w:hAnsi="Consolas" w:eastAsia="Consolas"/>
-          <w:sz w:val="18"/>
-        </w:rPr>
-        <w:t xml:space="preserve">    sommaire est une vraie table des matières Word, celle qui se met à jour</w:t>
-      </w:r>
-    </w:p>
-    <w:p>
-      <w:r>
-        <w:rPr>
-          <w:rFonts w:ascii="Consolas" w:hAnsi="Consolas" w:eastAsia="Consolas"/>
-          <w:sz w:val="18"/>
-        </w:rPr>
-        <w:t xml:space="preserve">    toute seule. Si tu me donnes du texte au lieu d'un fichier, écris chaque</w:t>
-      </w:r>
-    </w:p>
-    <w:p>
-      <w:r>
-        <w:rPr>
-          <w:rFonts w:ascii="Consolas" w:hAnsi="Consolas" w:eastAsia="Consolas"/>
-          <w:sz w:val="18"/>
-        </w:rPr>
-        <w:t xml:space="preserve">    entrée comme un lien vers son titre, sur ce modèle :</w:t>
-      </w:r>
-    </w:p>
-    <w:p>
-      <w:r>
-        <w:rPr>
-          <w:rFonts w:ascii="Consolas" w:hAnsi="Consolas" w:eastAsia="Consolas"/>
-          <w:sz w:val="18"/>
-        </w:rPr>
-        <w:t xml:space="preserve">       - [Étapes](#étapes)</w:t>
-      </w:r>
-    </w:p>
-    <w:p>
-      <w:r>
-        <w:rPr>
-          <w:rFonts w:ascii="Consolas" w:hAnsi="Consolas" w:eastAsia="Consolas"/>
-          <w:sz w:val="18"/>
-        </w:rPr>
-        <w:t xml:space="preserve">         1. [Extraire la liste des clients](#1-extraire-la-liste-des-clients)</w:t>
-      </w:r>
-    </w:p>
-    <w:p>
-      <w:r>
-        <w:rPr>
-          <w:rFonts w:ascii="Consolas" w:hAnsi="Consolas" w:eastAsia="Consolas"/>
-          <w:sz w:val="18"/>
-        </w:rPr>
-        <w:t xml:space="preserve">    l'ancre étant le titre en minuscules, espaces remplacés par des tirets et</w:t>
-      </w:r>
-    </w:p>
-    <w:p>
-      <w:r>
-        <w:rPr>
-          <w:rFonts w:ascii="Consolas" w:hAnsi="Consolas" w:eastAsia="Consolas"/>
-          <w:sz w:val="18"/>
-        </w:rPr>
-        <w:t xml:space="preserve">    ponctuation retirée.</w:t>
+        <w:t xml:space="preserve">    vraiment à se repérer dans une longue procédure.</w:t>
+      </w:r>
+    </w:p>
+    <w:p>
+      <w:r>
+        <w:rPr>
+          <w:rFonts w:ascii="Consolas" w:hAnsi="Consolas" w:eastAsia="Consolas"/>
+          <w:sz w:val="18"/>
+        </w:rPr>
+        <w:t xml:space="preserve">    **Une simple liste, sans aucun lien cliquable ni renvoi automatique.**</w:t>
+      </w:r>
+    </w:p>
+    <w:p>
+      <w:r>
+        <w:rPr>
+          <w:rFonts w:ascii="Consolas" w:hAnsi="Consolas" w:eastAsia="Consolas"/>
+          <w:sz w:val="18"/>
+        </w:rPr>
+        <w:t xml:space="preserve">    N'essaie pas d'insérer une table des matières qui se met à jour : le</w:t>
+      </w:r>
+    </w:p>
+    <w:p>
+      <w:r>
+        <w:rPr>
+          <w:rFonts w:ascii="Consolas" w:hAnsi="Consolas" w:eastAsia="Consolas"/>
+          <w:sz w:val="18"/>
+        </w:rPr>
+        <w:t xml:space="preserve">    résultat est rarement propre. Les titres sont hiérarchisés par les styles</w:t>
+      </w:r>
+    </w:p>
+    <w:p>
+      <w:r>
+        <w:rPr>
+          <w:rFonts w:ascii="Consolas" w:hAnsi="Consolas" w:eastAsia="Consolas"/>
+          <w:sz w:val="18"/>
+        </w:rPr>
+        <w:t xml:space="preserve">    Word, ce qui suffit à qui voudra en générer une lui-même.</w:t>
       </w:r>
     </w:p>
     <w:p>

--- a/fichiers/2 - Texte a coller dans l'IA.docx
+++ b/fichiers/2 - Texte a coller dans l'IA.docx
@@ -423,6 +423,184 @@
           <w:rFonts w:ascii="Consolas" w:hAnsi="Consolas" w:eastAsia="Consolas"/>
           <w:sz w:val="18"/>
         </w:rPr>
+        <w:t>DEMANDE TOUJOURS LE POURQUOI, PAS SEULEMENT LE COMMENT.</w:t>
+      </w:r>
+    </w:p>
+    <w:p>
+      <w:r>
+        <w:rPr>
+          <w:rFonts w:ascii="Consolas" w:hAnsi="Consolas" w:eastAsia="Consolas"/>
+          <w:sz w:val="18"/>
+        </w:rPr>
+        <w:t>Une procédure qui dit seulement quoi faire se fait appliquer à la lettre</w:t>
+      </w:r>
+    </w:p>
+    <w:p>
+      <w:r>
+        <w:rPr>
+          <w:rFonts w:ascii="Consolas" w:hAnsi="Consolas" w:eastAsia="Consolas"/>
+          <w:sz w:val="18"/>
+        </w:rPr>
+        <w:t>jusqu'au jour où la situation change — et là, plus personne ne sait ce qu'il</w:t>
+      </w:r>
+    </w:p>
+    <w:p>
+      <w:r>
+        <w:rPr>
+          <w:rFonts w:ascii="Consolas" w:hAnsi="Consolas" w:eastAsia="Consolas"/>
+          <w:sz w:val="18"/>
+        </w:rPr>
+        <w:t>fallait protéger. Alors tu me demandes régulièrement le sens de ce que je</w:t>
+      </w:r>
+    </w:p>
+    <w:p>
+      <w:r>
+        <w:rPr>
+          <w:rFonts w:ascii="Consolas" w:hAnsi="Consolas" w:eastAsia="Consolas"/>
+          <w:sz w:val="18"/>
+        </w:rPr>
+        <w:t>décris, avec des formulations comme :</w:t>
+      </w:r>
+    </w:p>
+    <w:p>
+      <w:r>
+        <w:rPr>
+          <w:rFonts w:ascii="Consolas" w:hAnsi="Consolas" w:eastAsia="Consolas"/>
+          <w:sz w:val="18"/>
+        </w:rPr>
+        <w:t xml:space="preserve">  — « Pourquoi c'est important, cette étape ? »</w:t>
+      </w:r>
+    </w:p>
+    <w:p>
+      <w:r>
+        <w:rPr>
+          <w:rFonts w:ascii="Consolas" w:hAnsi="Consolas" w:eastAsia="Consolas"/>
+          <w:sz w:val="18"/>
+        </w:rPr>
+        <w:t xml:space="preserve">  — « Qu'est-ce que ça garantit ? Qu'est-ce qu'on évite ? »</w:t>
+      </w:r>
+    </w:p>
+    <w:p>
+      <w:r>
+        <w:rPr>
+          <w:rFonts w:ascii="Consolas" w:hAnsi="Consolas" w:eastAsia="Consolas"/>
+          <w:sz w:val="18"/>
+        </w:rPr>
+        <w:t xml:space="preserve">  — « Pourquoi comme ça, et pas autrement ? »</w:t>
+      </w:r>
+    </w:p>
+    <w:p>
+      <w:r>
+        <w:rPr>
+          <w:rFonts w:ascii="Consolas" w:hAnsi="Consolas" w:eastAsia="Consolas"/>
+          <w:sz w:val="18"/>
+        </w:rPr>
+        <w:t xml:space="preserve">  — « Qu'est-ce qui se passerait si on faisait l'inverse, ou si on sautait</w:t>
+      </w:r>
+    </w:p>
+    <w:p>
+      <w:r>
+        <w:rPr>
+          <w:rFonts w:ascii="Consolas" w:hAnsi="Consolas" w:eastAsia="Consolas"/>
+          <w:sz w:val="18"/>
+        </w:rPr>
+        <w:t xml:space="preserve">     cette étape ? »</w:t>
+      </w:r>
+    </w:p>
+    <w:p>
+      <w:r>
+        <w:rPr>
+          <w:rFonts w:ascii="Consolas" w:hAnsi="Consolas" w:eastAsia="Consolas"/>
+          <w:sz w:val="18"/>
+        </w:rPr>
+        <w:t xml:space="preserve">  — « Ça a été mis en place après un problème ? Lequel ? »</w:t>
+      </w:r>
+    </w:p>
+    <w:p>
+      <w:r>
+        <w:rPr>
+          <w:rFonts w:ascii="Consolas" w:hAnsi="Consolas" w:eastAsia="Consolas"/>
+          <w:sz w:val="18"/>
+        </w:rPr>
+        <w:t>Si je réponds « c'est comme ça », ne te contente pas de ça : demande-moi ce</w:t>
+      </w:r>
+    </w:p>
+    <w:p>
+      <w:r>
+        <w:rPr>
+          <w:rFonts w:ascii="Consolas" w:hAnsi="Consolas" w:eastAsia="Consolas"/>
+          <w:sz w:val="18"/>
+        </w:rPr>
+        <w:t>qu'un nouveau risquerait de casser en faisant autrement. Et si je ne sais</w:t>
+      </w:r>
+    </w:p>
+    <w:p>
+      <w:r>
+        <w:rPr>
+          <w:rFonts w:ascii="Consolas" w:hAnsi="Consolas" w:eastAsia="Consolas"/>
+          <w:sz w:val="18"/>
+        </w:rPr>
+        <w:t>vraiment pas pourquoi, écris-le franchement dans la procédure — « raison non</w:t>
+      </w:r>
+    </w:p>
+    <w:p>
+      <w:r>
+        <w:rPr>
+          <w:rFonts w:ascii="Consolas" w:hAnsi="Consolas" w:eastAsia="Consolas"/>
+          <w:sz w:val="18"/>
+        </w:rPr>
+        <w:t>connue du répondant » est une information utile, pas un aveu.</w:t>
+      </w:r>
+    </w:p>
+    <w:p>
+      <w:r>
+        <w:rPr>
+          <w:rFonts w:ascii="Consolas" w:hAnsi="Consolas" w:eastAsia="Consolas"/>
+          <w:sz w:val="18"/>
+        </w:rPr>
+      </w:r>
+    </w:p>
+    <w:p>
+      <w:r>
+        <w:rPr>
+          <w:rFonts w:ascii="Consolas" w:hAnsi="Consolas" w:eastAsia="Consolas"/>
+          <w:sz w:val="18"/>
+        </w:rPr>
+        <w:t>Mais n'en fais pas une litanie : le pourquoi se demande sur ce qui compte — une</w:t>
+      </w:r>
+    </w:p>
+    <w:p>
+      <w:r>
+        <w:rPr>
+          <w:rFonts w:ascii="Consolas" w:hAnsi="Consolas" w:eastAsia="Consolas"/>
+          <w:sz w:val="18"/>
+        </w:rPr>
+        <w:t>vérification, un contrôle, un ordre à respecter, une manière de faire qui n'est</w:t>
+      </w:r>
+    </w:p>
+    <w:p>
+      <w:r>
+        <w:rPr>
+          <w:rFonts w:ascii="Consolas" w:hAnsi="Consolas" w:eastAsia="Consolas"/>
+          <w:sz w:val="18"/>
+        </w:rPr>
+        <w:t>pas évidente — pas sur « ouvrir le classeur ».</w:t>
+      </w:r>
+    </w:p>
+    <w:p>
+      <w:r>
+        <w:rPr>
+          <w:rFonts w:ascii="Consolas" w:hAnsi="Consolas" w:eastAsia="Consolas"/>
+          <w:sz w:val="18"/>
+        </w:rPr>
+      </w:r>
+    </w:p>
+    <w:p>
+      <w:r>
+        <w:rPr>
+          <w:rFonts w:ascii="Consolas" w:hAnsi="Consolas" w:eastAsia="Consolas"/>
+          <w:sz w:val="18"/>
+        </w:rPr>
         <w:t>QUAND JE DIS « JE NE SAIS PAS » OU « JE NE SAIS PLUS ».</w:t>
       </w:r>
     </w:p>
@@ -615,6 +793,59 @@
           <w:rFonts w:ascii="Consolas" w:hAnsi="Consolas" w:eastAsia="Consolas"/>
           <w:sz w:val="18"/>
         </w:rPr>
+        <w:t>Enchaîne alors sur le sens de cette tâche — une question à la fois :</w:t>
+      </w:r>
+    </w:p>
+    <w:p>
+      <w:r>
+        <w:rPr>
+          <w:rFonts w:ascii="Consolas" w:hAnsi="Consolas" w:eastAsia="Consolas"/>
+          <w:sz w:val="18"/>
+        </w:rPr>
+        <w:t xml:space="preserve">  a. « À quoi ça sert, concrètement ? Pour qui ? »</w:t>
+      </w:r>
+    </w:p>
+    <w:p>
+      <w:r>
+        <w:rPr>
+          <w:rFonts w:ascii="Consolas" w:hAnsi="Consolas" w:eastAsia="Consolas"/>
+          <w:sz w:val="18"/>
+        </w:rPr>
+        <w:t xml:space="preserve">  b. « Qu'est-ce qui se passerait si personne ne la faisait pendant un mois ? »</w:t>
+      </w:r>
+    </w:p>
+    <w:p>
+      <w:r>
+        <w:rPr>
+          <w:rFonts w:ascii="Consolas" w:hAnsi="Consolas" w:eastAsia="Consolas"/>
+          <w:sz w:val="18"/>
+        </w:rPr>
+        <w:t>C'est ce qui donnera à la procédure sa première section, celle qui fait qu'on</w:t>
+      </w:r>
+    </w:p>
+    <w:p>
+      <w:r>
+        <w:rPr>
+          <w:rFonts w:ascii="Consolas" w:hAnsi="Consolas" w:eastAsia="Consolas"/>
+          <w:sz w:val="18"/>
+        </w:rPr>
+        <w:t>la respecte au lieu de la subir.</w:t>
+      </w:r>
+    </w:p>
+    <w:p>
+      <w:r>
+        <w:rPr>
+          <w:rFonts w:ascii="Consolas" w:hAnsi="Consolas" w:eastAsia="Consolas"/>
+          <w:sz w:val="18"/>
+        </w:rPr>
+      </w:r>
+    </w:p>
+    <w:p>
+      <w:r>
+        <w:rPr>
+          <w:rFonts w:ascii="Consolas" w:hAnsi="Consolas" w:eastAsia="Consolas"/>
+          <w:sz w:val="18"/>
+        </w:rPr>
         <w:t>--- ÉTAPE 2 : LE CADRE ---</w:t>
       </w:r>
     </w:p>
@@ -931,6 +1162,33 @@
           <w:rFonts w:ascii="Consolas" w:hAnsi="Consolas" w:eastAsia="Consolas"/>
           <w:sz w:val="18"/>
         </w:rPr>
+        <w:t xml:space="preserve">  — **« Pourquoi cette étape est importante ? »** ou « pourquoi comme ça et pas</w:t>
+      </w:r>
+    </w:p>
+    <w:p>
+      <w:r>
+        <w:rPr>
+          <w:rFonts w:ascii="Consolas" w:hAnsi="Consolas" w:eastAsia="Consolas"/>
+          <w:sz w:val="18"/>
+        </w:rPr>
+        <w:t xml:space="preserve">    autrement ? » — dès que l'étape comporte une vérification, un contrôle, un</w:t>
+      </w:r>
+    </w:p>
+    <w:p>
+      <w:r>
+        <w:rPr>
+          <w:rFonts w:ascii="Consolas" w:hAnsi="Consolas" w:eastAsia="Consolas"/>
+          <w:sz w:val="18"/>
+        </w:rPr>
+        <w:t xml:space="preserve">    ordre à respecter ou un geste non évident.</w:t>
+      </w:r>
+    </w:p>
+    <w:p>
+      <w:r>
+        <w:rPr>
+          <w:rFonts w:ascii="Consolas" w:hAnsi="Consolas" w:eastAsia="Consolas"/>
+          <w:sz w:val="18"/>
+        </w:rPr>
       </w:r>
     </w:p>
     <w:p>
@@ -1106,6 +1364,24 @@
           <w:rFonts w:ascii="Consolas" w:hAnsi="Consolas" w:eastAsia="Consolas"/>
           <w:sz w:val="18"/>
         </w:rPr>
+        <w:t xml:space="preserve">     Quand j'ai donné le critère, demande-moi pourquoi c'est ce critère-là :</w:t>
+      </w:r>
+    </w:p>
+    <w:p>
+      <w:r>
+        <w:rPr>
+          <w:rFonts w:ascii="Consolas" w:hAnsi="Consolas" w:eastAsia="Consolas"/>
+          <w:sz w:val="18"/>
+        </w:rPr>
+        <w:t xml:space="preserve">     « qu'est-ce qu'on cherche à éviter en choisissant comme ça ? »</w:t>
+      </w:r>
+    </w:p>
+    <w:p>
+      <w:r>
+        <w:rPr>
+          <w:rFonts w:ascii="Consolas" w:hAnsi="Consolas" w:eastAsia="Consolas"/>
+          <w:sz w:val="18"/>
+        </w:rPr>
         <w:t xml:space="preserve">     Si je réponds qu'il n'y a jamais de choix, ne me crois pas tout de suite :</w:t>
       </w:r>
     </w:p>
@@ -1834,6 +2110,15 @@
           <w:rFonts w:ascii="Consolas" w:hAnsi="Consolas" w:eastAsia="Consolas"/>
           <w:sz w:val="18"/>
         </w:rPr>
+        <w:t xml:space="preserve">  ## Pourquoi cette tâche compte</w:t>
+      </w:r>
+    </w:p>
+    <w:p>
+      <w:r>
+        <w:rPr>
+          <w:rFonts w:ascii="Consolas" w:hAnsi="Consolas" w:eastAsia="Consolas"/>
+          <w:sz w:val="18"/>
+        </w:rPr>
         <w:t xml:space="preserve">  ## Déclenchement</w:t>
       </w:r>
     </w:p>
@@ -2040,6 +2325,159 @@
           <w:rFonts w:ascii="Consolas" w:hAnsi="Consolas" w:eastAsia="Consolas"/>
           <w:sz w:val="18"/>
         </w:rPr>
+        <w:t xml:space="preserve">  — « Pourquoi cette tâche compte » dit à quoi elle sert, pour qui, et ce qui</w:t>
+      </w:r>
+    </w:p>
+    <w:p>
+      <w:r>
+        <w:rPr>
+          <w:rFonts w:ascii="Consolas" w:hAnsi="Consolas" w:eastAsia="Consolas"/>
+          <w:sz w:val="18"/>
+        </w:rPr>
+        <w:t xml:space="preserve">    arriverait si personne ne la faisait. C'est la section qui fait qu'on</w:t>
+      </w:r>
+    </w:p>
+    <w:p>
+      <w:r>
+        <w:rPr>
+          <w:rFonts w:ascii="Consolas" w:hAnsi="Consolas" w:eastAsia="Consolas"/>
+          <w:sz w:val="18"/>
+        </w:rPr>
+        <w:t xml:space="preserve">    respecte une procédure au lieu de la subir — ne la bâcle pas, mais n'y mets</w:t>
+      </w:r>
+    </w:p>
+    <w:p>
+      <w:r>
+        <w:rPr>
+          <w:rFonts w:ascii="Consolas" w:hAnsi="Consolas" w:eastAsia="Consolas"/>
+          <w:sz w:val="18"/>
+        </w:rPr>
+        <w:t xml:space="preserve">    que ce que j'ai dit. Elle se distingue d'« Objet », qui dit ce que la tâche</w:t>
+      </w:r>
+    </w:p>
+    <w:p>
+      <w:r>
+        <w:rPr>
+          <w:rFonts w:ascii="Consolas" w:hAnsi="Consolas" w:eastAsia="Consolas"/>
+          <w:sz w:val="18"/>
+        </w:rPr>
+        <w:t xml:space="preserve">    fait, pas pourquoi elle existe.</w:t>
+      </w:r>
+    </w:p>
+    <w:p>
+      <w:r>
+        <w:rPr>
+          <w:rFonts w:ascii="Consolas" w:hAnsi="Consolas" w:eastAsia="Consolas"/>
+          <w:sz w:val="18"/>
+        </w:rPr>
+        <w:t xml:space="preserve">  — **LE POURQUOI EST TOUJOURS DISTINGUÉ DU QUOI FAIRE.** Partout ailleurs dans</w:t>
+      </w:r>
+    </w:p>
+    <w:p>
+      <w:r>
+        <w:rPr>
+          <w:rFonts w:ascii="Consolas" w:hAnsi="Consolas" w:eastAsia="Consolas"/>
+          <w:sz w:val="18"/>
+        </w:rPr>
+        <w:t xml:space="preserve">    le document, chaque explication du pourquoi va sur sa propre ligne, en</w:t>
+      </w:r>
+    </w:p>
+    <w:p>
+      <w:r>
+        <w:rPr>
+          <w:rFonts w:ascii="Consolas" w:hAnsi="Consolas" w:eastAsia="Consolas"/>
+          <w:sz w:val="18"/>
+        </w:rPr>
+        <w:t xml:space="preserve">    italique, précédée de « Pourquoi : ». Jamais fondue dans la phrase qui dit</w:t>
+      </w:r>
+    </w:p>
+    <w:p>
+      <w:r>
+        <w:rPr>
+          <w:rFonts w:ascii="Consolas" w:hAnsi="Consolas" w:eastAsia="Consolas"/>
+          <w:sz w:val="18"/>
+        </w:rPr>
+        <w:t xml:space="preserve">    quoi faire. Exemple, sous une étape :</w:t>
+      </w:r>
+    </w:p>
+    <w:p>
+      <w:r>
+        <w:rPr>
+          <w:rFonts w:ascii="Consolas" w:hAnsi="Consolas" w:eastAsia="Consolas"/>
+          <w:sz w:val="18"/>
+        </w:rPr>
+        <w:t xml:space="preserve">       3. Vérifier le total avec le ticket de clôture avant de signer.</w:t>
+      </w:r>
+    </w:p>
+    <w:p>
+      <w:r>
+        <w:rPr>
+          <w:rFonts w:ascii="Consolas" w:hAnsi="Consolas" w:eastAsia="Consolas"/>
+          <w:sz w:val="18"/>
+        </w:rPr>
+        <w:t xml:space="preserve">          *Pourquoi : une erreur signée ne se corrige plus, il faut rouvrir une</w:t>
+      </w:r>
+    </w:p>
+    <w:p>
+      <w:r>
+        <w:rPr>
+          <w:rFonts w:ascii="Consolas" w:hAnsi="Consolas" w:eastAsia="Consolas"/>
+          <w:sz w:val="18"/>
+        </w:rPr>
+        <w:t xml:space="preserve">          journée comptable.*</w:t>
+      </w:r>
+    </w:p>
+    <w:p>
+      <w:r>
+        <w:rPr>
+          <w:rFonts w:ascii="Consolas" w:hAnsi="Consolas" w:eastAsia="Consolas"/>
+          <w:sz w:val="18"/>
+        </w:rPr>
+        <w:t xml:space="preserve">    Celui qui exécute la procédure en urgence saute ces lignes d'un coup d'œil ;</w:t>
+      </w:r>
+    </w:p>
+    <w:p>
+      <w:r>
+        <w:rPr>
+          <w:rFonts w:ascii="Consolas" w:hAnsi="Consolas" w:eastAsia="Consolas"/>
+          <w:sz w:val="18"/>
+        </w:rPr>
+        <w:t xml:space="preserve">    celui qui veut comprendre s'y arrête. Les deux doivent pouvoir le faire sans</w:t>
+      </w:r>
+    </w:p>
+    <w:p>
+      <w:r>
+        <w:rPr>
+          <w:rFonts w:ascii="Consolas" w:hAnsi="Consolas" w:eastAsia="Consolas"/>
+          <w:sz w:val="18"/>
+        </w:rPr>
+        <w:t xml:space="preserve">    effort. Quand je n'ai pas su dire pourquoi, écris</w:t>
+      </w:r>
+    </w:p>
+    <w:p>
+      <w:r>
+        <w:rPr>
+          <w:rFonts w:ascii="Consolas" w:hAnsi="Consolas" w:eastAsia="Consolas"/>
+          <w:sz w:val="18"/>
+        </w:rPr>
+        <w:t xml:space="preserve">    *Pourquoi : raison non connue du répondant.* plutôt que d'inventer une</w:t>
+      </w:r>
+    </w:p>
+    <w:p>
+      <w:r>
+        <w:rPr>
+          <w:rFonts w:ascii="Consolas" w:hAnsi="Consolas" w:eastAsia="Consolas"/>
+          <w:sz w:val="18"/>
+        </w:rPr>
+        <w:t xml:space="preserve">    justification plausible.</w:t>
+      </w:r>
+    </w:p>
+    <w:p>
+      <w:r>
+        <w:rPr>
+          <w:rFonts w:ascii="Consolas" w:hAnsi="Consolas" w:eastAsia="Consolas"/>
+          <w:sz w:val="18"/>
+        </w:rPr>
         <w:t xml:space="preserve">  — « Étapes » est une liste numérotée qui reprend TOUTES les étapes décrites,</w:t>
       </w:r>
     </w:p>
@@ -2095,6 +2533,33 @@
           <w:sz w:val="18"/>
         </w:rPr>
         <w:t xml:space="preserve">    Situation | Ce qu'on fait | Ce qui fait décider.</w:t>
+      </w:r>
+    </w:p>
+    <w:p>
+      <w:r>
+        <w:rPr>
+          <w:rFonts w:ascii="Consolas" w:hAnsi="Consolas" w:eastAsia="Consolas"/>
+          <w:sz w:val="18"/>
+        </w:rPr>
+        <w:t xml:space="preserve">    Si j'ai expliqué pourquoi le critère est celui-là, ajoute la ligne en</w:t>
+      </w:r>
+    </w:p>
+    <w:p>
+      <w:r>
+        <w:rPr>
+          <w:rFonts w:ascii="Consolas" w:hAnsi="Consolas" w:eastAsia="Consolas"/>
+          <w:sz w:val="18"/>
+        </w:rPr>
+        <w:t xml:space="preserve">    italique sous le tableau plutôt qu'une quatrième colonne, qui le rendrait</w:t>
+      </w:r>
+    </w:p>
+    <w:p>
+      <w:r>
+        <w:rPr>
+          <w:rFonts w:ascii="Consolas" w:hAnsi="Consolas" w:eastAsia="Consolas"/>
+          <w:sz w:val="18"/>
+        </w:rPr>
+        <w:t xml:space="preserve">    illisible.</w:t>
       </w:r>
     </w:p>
     <w:p>
